--- a/J3214/Макар Чекалин/lab1/Фронтенд 1.docx
+++ b/J3214/Макар Чекалин/lab1/Фронтенд 1.docx
@@ -262,6 +262,67 @@
           <w:szCs w:val="26"/>
           <w:rtl w:val="0"/>
         </w:rPr>
+        <w:t xml:space="preserve">Цель </w:t>
+      </w:r>
+    </w:p>
+    <w:p>
+      <w:pPr>
+        <w:spacing w:after="240" w:before="240" w:lineRule="auto"/>
+        <w:rPr>
+          <w:b w:val="1"/>
+          <w:bCs w:val="1"/>
+          <w:sz w:val="26"/>
+          <w:szCs w:val="26"/>
+        </w:rPr>
+      </w:pPr>
+      <w:r>
+        <w:rPr>
+          <w:sz w:val="26"/>
+          <w:szCs w:val="26"/>
+          <w:rtl w:val="0"/>
+        </w:rPr>
+        <w:t xml:space="preserve">Изучить основы верстки(html, css и bootstrap). Научиться реализовывать простейшие скрипты через JS на примере сайта с покупками билетов. </w:t>
+      </w:r>
+      <w:r>
+        <w:rPr>
+          <w:rtl w:val="0"/>
+        </w:rPr>
+      </w:r>
+    </w:p>
+    <w:p>
+      <w:pPr>
+        <w:spacing w:after="240" w:before="240" w:lineRule="auto"/>
+        <w:rPr>
+          <w:b w:val="1"/>
+          <w:bCs w:val="1"/>
+          <w:sz w:val="26"/>
+          <w:szCs w:val="26"/>
+        </w:rPr>
+      </w:pPr>
+      <w:r>
+        <w:rPr>
+          <w:rtl w:val="0"/>
+        </w:rPr>
+      </w:r>
+    </w:p>
+    <w:p>
+      <w:pPr>
+        <w:spacing w:after="240" w:before="240" w:lineRule="auto"/>
+        <w:rPr>
+          <w:b w:val="1"/>
+          <w:bCs w:val="1"/>
+          <w:sz w:val="26"/>
+          <w:szCs w:val="26"/>
+        </w:rPr>
+      </w:pPr>
+      <w:r>
+        <w:rPr>
+          <w:b w:val="1"/>
+          <w:bCs w:val="1"/>
+          <w:sz w:val="26"/>
+          <w:szCs w:val="26"/>
+          <w:rtl w:val="0"/>
+        </w:rPr>
         <w:t xml:space="preserve">Задача</w:t>
       </w:r>
     </w:p>
@@ -918,6 +979,39 @@
           <w:rtl w:val="0"/>
         </w:rPr>
         <w:t xml:space="preserve"> — вывод списка мероприятий и создание нового мероприятия через форму.</w:t>
+      </w:r>
+    </w:p>
+    <w:p>
+      <w:pPr>
+        <w:spacing w:after="240" w:before="240" w:lineRule="auto"/>
+        <w:rPr>
+          <w:sz w:val="26"/>
+          <w:szCs w:val="26"/>
+        </w:rPr>
+      </w:pPr>
+      <w:r>
+        <w:rPr>
+          <w:rtl w:val="0"/>
+        </w:rPr>
+      </w:r>
+    </w:p>
+    <w:p>
+      <w:pPr>
+        <w:spacing w:after="240" w:before="240" w:lineRule="auto"/>
+        <w:rPr>
+          <w:sz w:val="26"/>
+          <w:szCs w:val="26"/>
+        </w:rPr>
+      </w:pPr>
+      <w:r>
+        <w:rPr>
+          <w:sz w:val="26"/>
+          <w:szCs w:val="26"/>
+          <w:rtl w:val="0"/>
+        </w:rPr>
+        <w:t xml:space="preserve">Вывод: </w:t>
+        <w:br w:type="textWrapping"/>
+        <w:t xml:space="preserve">В ходе выполнения работы, я научился верстки сайта. Понял как пользоваться Bootstrap. С помощью JS реализовал динамическое добавление карточек и авторизацию. </w:t>
       </w:r>
     </w:p>
     <w:p>
